--- a/SecurePass/Fase 3/Evidencias Individuales/Maximiliano_Abalos_3.1_APT122_DiarioReflexionFase3.docx
+++ b/SecurePass/Fase 3/Evidencias Individuales/Maximiliano_Abalos_3.1_APT122_DiarioReflexionFase3.docx
@@ -5,7 +5,7 @@
     <w:p/>
     <w:tbl>
       <w:tblPr>
-        <w:tblStyle w:val="TableGrid"/>
+        <w:tblStyle w:val="Tablaconcuadrcula"/>
         <w:tblW w:w="9923" w:type="dxa"/>
         <w:tblBorders>
           <w:top w:val="none" w:sz="0" w:space="0" w:color="auto"/>
@@ -225,7 +225,7 @@
     </w:p>
     <w:tbl>
       <w:tblPr>
-        <w:tblStyle w:val="TableGrid"/>
+        <w:tblStyle w:val="Tablaconcuadrcula"/>
         <w:tblW w:w="0" w:type="auto"/>
         <w:tblBorders>
           <w:top w:val="single" w:sz="4" w:space="0" w:color="BFBFBF" w:themeColor="background1" w:themeShade="BF"/>
@@ -295,7 +295,7 @@
           </w:p>
           <w:p>
             <w:pPr>
-              <w:pStyle w:val="ListParagraph"/>
+              <w:pStyle w:val="Prrafodelista"/>
               <w:numPr>
                 <w:ilvl w:val="0"/>
                 <w:numId w:val="40"/>
@@ -319,7 +319,7 @@
           </w:p>
           <w:p>
             <w:pPr>
-              <w:pStyle w:val="ListParagraph"/>
+              <w:pStyle w:val="Prrafodelista"/>
               <w:numPr>
                 <w:ilvl w:val="0"/>
                 <w:numId w:val="40"/>
@@ -369,39 +369,8 @@
                 <w:bCs/>
                 <w:color w:val="1F4E79" w:themeColor="accent1" w:themeShade="80"/>
               </w:rPr>
-              <w:t>Mis intereses personales siguen donde mismo, me gustaría enfocarme en mis capacidades de desarrollo full-</w:t>
+              <w:t>El desarrollo del proyecto no ha afectado mis intereses profesionales</w:t>
             </w:r>
-            <w:proofErr w:type="spellStart"/>
-            <w:r>
-              <w:rPr>
-                <w:rFonts w:ascii="Calibri" w:hAnsi="Calibri"/>
-                <w:b/>
-                <w:bCs/>
-                <w:color w:val="1F4E79" w:themeColor="accent1" w:themeShade="80"/>
-              </w:rPr>
-              <w:t>stack</w:t>
-            </w:r>
-            <w:proofErr w:type="spellEnd"/>
-            <w:r>
-              <w:rPr>
-                <w:rFonts w:ascii="Calibri" w:hAnsi="Calibri"/>
-                <w:b/>
-                <w:bCs/>
-                <w:color w:val="1F4E79" w:themeColor="accent1" w:themeShade="80"/>
-              </w:rPr>
-              <w:t>.</w:t>
-            </w:r>
-          </w:p>
-          <w:p>
-            <w:pPr>
-              <w:jc w:val="both"/>
-              <w:rPr>
-                <w:rFonts w:ascii="Calibri" w:hAnsi="Calibri"/>
-                <w:b/>
-                <w:bCs/>
-                <w:color w:val="1F4E79" w:themeColor="accent1" w:themeShade="80"/>
-              </w:rPr>
-            </w:pPr>
           </w:p>
         </w:tc>
       </w:tr>
@@ -432,7 +401,7 @@
     </w:p>
     <w:tbl>
       <w:tblPr>
-        <w:tblStyle w:val="TableGrid"/>
+        <w:tblStyle w:val="Tablaconcuadrcula"/>
         <w:tblW w:w="0" w:type="auto"/>
         <w:tblBorders>
           <w:top w:val="single" w:sz="4" w:space="0" w:color="BFBFBF" w:themeColor="background1" w:themeShade="BF"/>
@@ -502,7 +471,7 @@
           </w:p>
           <w:p>
             <w:pPr>
-              <w:pStyle w:val="ListParagraph"/>
+              <w:pStyle w:val="Prrafodelista"/>
               <w:numPr>
                 <w:ilvl w:val="0"/>
                 <w:numId w:val="40"/>
@@ -526,7 +495,7 @@
           </w:p>
           <w:p>
             <w:pPr>
-              <w:pStyle w:val="ListParagraph"/>
+              <w:pStyle w:val="Prrafodelista"/>
               <w:numPr>
                 <w:ilvl w:val="0"/>
                 <w:numId w:val="40"/>
@@ -550,7 +519,7 @@
           </w:p>
           <w:p>
             <w:pPr>
-              <w:pStyle w:val="ListParagraph"/>
+              <w:pStyle w:val="Prrafodelista"/>
               <w:numPr>
                 <w:ilvl w:val="0"/>
                 <w:numId w:val="40"/>
@@ -751,7 +720,7 @@
     </w:p>
     <w:tbl>
       <w:tblPr>
-        <w:tblStyle w:val="TableGrid"/>
+        <w:tblStyle w:val="Tablaconcuadrcula"/>
         <w:tblW w:w="0" w:type="auto"/>
         <w:tblBorders>
           <w:top w:val="single" w:sz="4" w:space="0" w:color="BFBFBF" w:themeColor="background1" w:themeShade="BF"/>
@@ -789,6 +758,7 @@
                 <w:sz w:val="24"/>
                 <w:szCs w:val="24"/>
               </w:rPr>
+              <w:lastRenderedPageBreak/>
               <w:t>3. Mira la pregunta 3 de la Pauta de Reflexión de la Fase I que describe tus proyecciones laborales al inicio de la asignatura y responde:</w:t>
             </w:r>
           </w:p>
@@ -819,7 +789,7 @@
           </w:p>
           <w:p>
             <w:pPr>
-              <w:pStyle w:val="ListParagraph"/>
+              <w:pStyle w:val="Prrafodelista"/>
               <w:numPr>
                 <w:ilvl w:val="0"/>
                 <w:numId w:val="40"/>
@@ -843,7 +813,7 @@
           </w:p>
           <w:p>
             <w:pPr>
-              <w:pStyle w:val="ListParagraph"/>
+              <w:pStyle w:val="Prrafodelista"/>
               <w:numPr>
                 <w:ilvl w:val="0"/>
                 <w:numId w:val="40"/>
@@ -985,7 +955,7 @@
     </w:p>
     <w:tbl>
       <w:tblPr>
-        <w:tblStyle w:val="TableGrid"/>
+        <w:tblStyle w:val="Tablaconcuadrcula"/>
         <w:tblW w:w="0" w:type="auto"/>
         <w:tblBorders>
           <w:top w:val="single" w:sz="4" w:space="0" w:color="BFBFBF" w:themeColor="background1" w:themeShade="BF"/>
@@ -1040,7 +1010,7 @@
           </w:tcPr>
           <w:p>
             <w:pPr>
-              <w:pStyle w:val="ListParagraph"/>
+              <w:pStyle w:val="Prrafodelista"/>
               <w:numPr>
                 <w:ilvl w:val="0"/>
                 <w:numId w:val="40"/>
@@ -1064,7 +1034,7 @@
           </w:p>
           <w:p>
             <w:pPr>
-              <w:pStyle w:val="ListParagraph"/>
+              <w:pStyle w:val="Prrafodelista"/>
               <w:numPr>
                 <w:ilvl w:val="0"/>
                 <w:numId w:val="40"/>
@@ -1339,7 +1309,7 @@
     <w:sdtContent>
       <w:p>
         <w:pPr>
-          <w:pStyle w:val="Footer"/>
+          <w:pStyle w:val="Piedepgina"/>
         </w:pPr>
         <w:r>
           <w:rPr>
@@ -1642,7 +1612,7 @@
 <w:hdr xmlns:wpc="http://schemas.microsoft.com/office/word/2010/wordprocessingCanvas" xmlns:cx="http://schemas.microsoft.com/office/drawing/2014/chartex" xmlns:cx1="http://schemas.microsoft.com/office/drawing/2015/9/8/chartex" xmlns:cx2="http://schemas.microsoft.com/office/drawing/2015/10/21/chartex" xmlns:cx3="http://schemas.microsoft.com/office/drawing/2016/5/9/chartex" xmlns:cx4="http://schemas.microsoft.com/office/drawing/2016/5/10/chartex" xmlns:cx5="http://schemas.microsoft.com/office/drawing/2016/5/11/chartex" xmlns:cx6="http://schemas.microsoft.com/office/drawing/2016/5/12/chartex" xmlns:cx7="http://schemas.microsoft.com/office/drawing/2016/5/13/chartex" xmlns:cx8="http://schemas.microsoft.com/office/drawing/2016/5/14/chartex" xmlns:mc="http://schemas.openxmlformats.org/markup-compatibility/2006" xmlns:aink="http://schemas.microsoft.com/office/drawing/2016/ink" xmlns:am3d="http://schemas.microsoft.com/office/drawing/2017/model3d" xmlns:o="urn:schemas-microsoft-com:office:office" xmlns:oel="http://schemas.microsoft.com/office/2019/extlst" xmlns:r="http://schemas.openxmlformats.org/officeDocument/2006/relationships" xmlns:m="http://schemas.openxmlformats.org/officeDocument/2006/math" xmlns:v="urn:schemas-microsoft-com:vml" xmlns:wp14="http://schemas.microsoft.com/office/word/2010/wordprocessingDrawing" xmlns:wp="http://schemas.openxmlformats.org/drawingml/2006/wordprocessingDrawing" xmlns:w10="urn:schemas-microsoft-com:office:word" xmlns:w="http://schemas.openxmlformats.org/wordprocessingml/2006/main" xmlns:w14="http://schemas.microsoft.com/office/word/2010/wordml" xmlns:w15="http://schemas.microsoft.com/office/word/2012/wordml" xmlns:w16cex="http://schemas.microsoft.com/office/word/2018/wordml/cex" xmlns:w16cid="http://schemas.microsoft.com/office/word/2016/wordml/cid" xmlns:w16="http://schemas.microsoft.com/office/word/2018/wordml" xmlns:w16du="http://schemas.microsoft.com/office/word/2023/wordml/word16du" xmlns:w16sdtdh="http://schemas.microsoft.com/office/word/2020/wordml/sdtdatahash" xmlns:w16sdtfl="http://schemas.microsoft.com/office/word/2024/wordml/sdtformatlock" xmlns:w16se="http://schemas.microsoft.com/office/word/2015/wordml/symex" xmlns:wpg="http://schemas.microsoft.com/office/word/2010/wordprocessingGroup" xmlns:wpi="http://schemas.microsoft.com/office/word/2010/wordprocessingInk" xmlns:wne="http://schemas.microsoft.com/office/word/2006/wordml" xmlns:wps="http://schemas.microsoft.com/office/word/2010/wordprocessingShape" mc:Ignorable="w14 w15 w16se w16cid w16 w16cex w16sdtdh w16sdtfl w16du wp14">
   <w:tbl>
     <w:tblPr>
-      <w:tblStyle w:val="TableGrid"/>
+      <w:tblStyle w:val="Tablaconcuadrcula"/>
       <w:tblW w:w="9923" w:type="dxa"/>
       <w:tblLook w:val="04A0" w:firstRow="1" w:lastRow="0" w:firstColumn="1" w:lastColumn="0" w:noHBand="0" w:noVBand="1"/>
     </w:tblPr>
@@ -1794,7 +1764,7 @@
   </w:tbl>
   <w:p>
     <w:pPr>
-      <w:pStyle w:val="Header"/>
+      <w:pStyle w:val="Encabezado"/>
       <w:tabs>
         <w:tab w:val="clear" w:pos="4419"/>
         <w:tab w:val="clear" w:pos="8838"/>
@@ -1812,7 +1782,7 @@
 <w:hdr xmlns:wpc="http://schemas.microsoft.com/office/word/2010/wordprocessingCanvas" xmlns:cx="http://schemas.microsoft.com/office/drawing/2014/chartex" xmlns:cx1="http://schemas.microsoft.com/office/drawing/2015/9/8/chartex" xmlns:cx2="http://schemas.microsoft.com/office/drawing/2015/10/21/chartex" xmlns:cx3="http://schemas.microsoft.com/office/drawing/2016/5/9/chartex" xmlns:cx4="http://schemas.microsoft.com/office/drawing/2016/5/10/chartex" xmlns:cx5="http://schemas.microsoft.com/office/drawing/2016/5/11/chartex" xmlns:cx6="http://schemas.microsoft.com/office/drawing/2016/5/12/chartex" xmlns:cx7="http://schemas.microsoft.com/office/drawing/2016/5/13/chartex" xmlns:cx8="http://schemas.microsoft.com/office/drawing/2016/5/14/chartex" xmlns:mc="http://schemas.openxmlformats.org/markup-compatibility/2006" xmlns:aink="http://schemas.microsoft.com/office/drawing/2016/ink" xmlns:am3d="http://schemas.microsoft.com/office/drawing/2017/model3d" xmlns:o="urn:schemas-microsoft-com:office:office" xmlns:oel="http://schemas.microsoft.com/office/2019/extlst" xmlns:r="http://schemas.openxmlformats.org/officeDocument/2006/relationships" xmlns:m="http://schemas.openxmlformats.org/officeDocument/2006/math" xmlns:v="urn:schemas-microsoft-com:vml" xmlns:wp14="http://schemas.microsoft.com/office/word/2010/wordprocessingDrawing" xmlns:wp="http://schemas.openxmlformats.org/drawingml/2006/wordprocessingDrawing" xmlns:w10="urn:schemas-microsoft-com:office:word" xmlns:w="http://schemas.openxmlformats.org/wordprocessingml/2006/main" xmlns:w14="http://schemas.microsoft.com/office/word/2010/wordml" xmlns:w15="http://schemas.microsoft.com/office/word/2012/wordml" xmlns:w16cex="http://schemas.microsoft.com/office/word/2018/wordml/cex" xmlns:w16cid="http://schemas.microsoft.com/office/word/2016/wordml/cid" xmlns:w16="http://schemas.microsoft.com/office/word/2018/wordml" xmlns:w16du="http://schemas.microsoft.com/office/word/2023/wordml/word16du" xmlns:w16sdtdh="http://schemas.microsoft.com/office/word/2020/wordml/sdtdatahash" xmlns:w16sdtfl="http://schemas.microsoft.com/office/word/2024/wordml/sdtformatlock" xmlns:w16se="http://schemas.microsoft.com/office/word/2015/wordml/symex" xmlns:wpg="http://schemas.microsoft.com/office/word/2010/wordprocessingGroup" xmlns:wpi="http://schemas.microsoft.com/office/word/2010/wordprocessingInk" xmlns:wne="http://schemas.microsoft.com/office/word/2006/wordml" xmlns:wps="http://schemas.microsoft.com/office/word/2010/wordprocessingShape" mc:Ignorable="w14 w15 w16se w16cid w16 w16cex w16sdtdh w16sdtfl w16du wp14">
   <w:tbl>
     <w:tblPr>
-      <w:tblStyle w:val="TableGrid"/>
+      <w:tblStyle w:val="Tablaconcuadrcula"/>
       <w:tblW w:w="0" w:type="auto"/>
       <w:tblLook w:val="04A0" w:firstRow="1" w:lastRow="0" w:firstColumn="1" w:lastColumn="0" w:noHBand="0" w:noVBand="1"/>
     </w:tblPr>
@@ -2084,7 +2054,7 @@
   </w:tbl>
   <w:p>
     <w:pPr>
-      <w:pStyle w:val="Header"/>
+      <w:pStyle w:val="Encabezado"/>
       <w:jc w:val="right"/>
     </w:pPr>
   </w:p>
@@ -7189,11 +7159,11 @@
     <w:name w:val="Normal"/>
     <w:qFormat/>
   </w:style>
-  <w:style w:type="paragraph" w:styleId="Heading1">
+  <w:style w:type="paragraph" w:styleId="Ttulo1">
     <w:name w:val="heading 1"/>
     <w:basedOn w:val="Normal"/>
     <w:next w:val="Normal"/>
-    <w:link w:val="Heading1Char"/>
+    <w:link w:val="Ttulo1Car"/>
     <w:uiPriority w:val="9"/>
     <w:qFormat/>
     <w:rsid w:val="00FE4ABA"/>
@@ -7210,11 +7180,11 @@
       <w:szCs w:val="32"/>
     </w:rPr>
   </w:style>
-  <w:style w:type="paragraph" w:styleId="Heading2">
+  <w:style w:type="paragraph" w:styleId="Ttulo2">
     <w:name w:val="heading 2"/>
     <w:basedOn w:val="Normal"/>
     <w:next w:val="Normal"/>
-    <w:link w:val="Heading2Char"/>
+    <w:link w:val="Ttulo2Car"/>
     <w:uiPriority w:val="9"/>
     <w:unhideWhenUsed/>
     <w:qFormat/>
@@ -7232,11 +7202,11 @@
       <w:szCs w:val="26"/>
     </w:rPr>
   </w:style>
-  <w:style w:type="paragraph" w:styleId="Heading3">
+  <w:style w:type="paragraph" w:styleId="Ttulo3">
     <w:name w:val="heading 3"/>
     <w:basedOn w:val="Normal"/>
     <w:next w:val="Normal"/>
-    <w:link w:val="Heading3Char"/>
+    <w:link w:val="Ttulo3Car"/>
     <w:uiPriority w:val="9"/>
     <w:unhideWhenUsed/>
     <w:qFormat/>
@@ -7254,13 +7224,13 @@
       <w:szCs w:val="24"/>
     </w:rPr>
   </w:style>
-  <w:style w:type="character" w:default="1" w:styleId="DefaultParagraphFont">
+  <w:style w:type="character" w:default="1" w:styleId="Fuentedeprrafopredeter">
     <w:name w:val="Default Paragraph Font"/>
     <w:uiPriority w:val="1"/>
     <w:semiHidden/>
     <w:unhideWhenUsed/>
   </w:style>
-  <w:style w:type="table" w:default="1" w:styleId="TableNormal">
+  <w:style w:type="table" w:default="1" w:styleId="Tablanormal">
     <w:name w:val="Normal Table"/>
     <w:uiPriority w:val="99"/>
     <w:semiHidden/>
@@ -7275,15 +7245,15 @@
       </w:tblCellMar>
     </w:tblPr>
   </w:style>
-  <w:style w:type="numbering" w:default="1" w:styleId="NoList">
+  <w:style w:type="numbering" w:default="1" w:styleId="Sinlista">
     <w:name w:val="No List"/>
     <w:uiPriority w:val="99"/>
     <w:semiHidden/>
     <w:unhideWhenUsed/>
   </w:style>
-  <w:style w:type="paragraph" w:styleId="NoSpacing">
+  <w:style w:type="paragraph" w:styleId="Sinespaciado">
     <w:name w:val="No Spacing"/>
-    <w:link w:val="NoSpacingChar"/>
+    <w:link w:val="SinespaciadoCar"/>
     <w:uiPriority w:val="1"/>
     <w:qFormat/>
     <w:rsid w:val="00E73CFF"/>
@@ -7295,10 +7265,10 @@
       <w:lang w:eastAsia="es-CL"/>
     </w:rPr>
   </w:style>
-  <w:style w:type="character" w:customStyle="1" w:styleId="NoSpacingChar">
-    <w:name w:val="No Spacing Char"/>
-    <w:basedOn w:val="DefaultParagraphFont"/>
-    <w:link w:val="NoSpacing"/>
+  <w:style w:type="character" w:customStyle="1" w:styleId="SinespaciadoCar">
+    <w:name w:val="Sin espaciado Car"/>
+    <w:basedOn w:val="Fuentedeprrafopredeter"/>
+    <w:link w:val="Sinespaciado"/>
     <w:uiPriority w:val="1"/>
     <w:rsid w:val="00E73CFF"/>
     <w:rPr>
@@ -7306,11 +7276,11 @@
       <w:lang w:eastAsia="es-CL"/>
     </w:rPr>
   </w:style>
-  <w:style w:type="paragraph" w:styleId="Title">
+  <w:style w:type="paragraph" w:styleId="Ttulo">
     <w:name w:val="Title"/>
     <w:basedOn w:val="Normal"/>
     <w:next w:val="Normal"/>
-    <w:link w:val="TitleChar"/>
+    <w:link w:val="TtuloCar"/>
     <w:uiPriority w:val="10"/>
     <w:qFormat/>
     <w:rsid w:val="00E73CFF"/>
@@ -7326,10 +7296,10 @@
       <w:szCs w:val="56"/>
     </w:rPr>
   </w:style>
-  <w:style w:type="character" w:customStyle="1" w:styleId="TitleChar">
-    <w:name w:val="Title Char"/>
-    <w:basedOn w:val="DefaultParagraphFont"/>
-    <w:link w:val="Title"/>
+  <w:style w:type="character" w:customStyle="1" w:styleId="TtuloCar">
+    <w:name w:val="Título Car"/>
+    <w:basedOn w:val="Fuentedeprrafopredeter"/>
+    <w:link w:val="Ttulo"/>
     <w:uiPriority w:val="10"/>
     <w:rsid w:val="00E73CFF"/>
     <w:rPr>
@@ -7340,9 +7310,9 @@
       <w:szCs w:val="56"/>
     </w:rPr>
   </w:style>
-  <w:style w:type="table" w:styleId="TableGrid">
+  <w:style w:type="table" w:styleId="Tablaconcuadrcula">
     <w:name w:val="Table Grid"/>
-    <w:basedOn w:val="TableNormal"/>
+    <w:basedOn w:val="Tablanormal"/>
     <w:uiPriority w:val="39"/>
     <w:rsid w:val="00E73CFF"/>
     <w:pPr>
@@ -7359,10 +7329,10 @@
       </w:tblBorders>
     </w:tblPr>
   </w:style>
-  <w:style w:type="paragraph" w:styleId="Header">
+  <w:style w:type="paragraph" w:styleId="Encabezado">
     <w:name w:val="header"/>
     <w:basedOn w:val="Normal"/>
-    <w:link w:val="HeaderChar"/>
+    <w:link w:val="EncabezadoCar"/>
     <w:unhideWhenUsed/>
     <w:rsid w:val="00DF38AE"/>
     <w:pPr>
@@ -7373,16 +7343,16 @@
       <w:spacing w:after="0" w:line="240" w:lineRule="auto"/>
     </w:pPr>
   </w:style>
-  <w:style w:type="character" w:customStyle="1" w:styleId="HeaderChar">
-    <w:name w:val="Header Char"/>
-    <w:basedOn w:val="DefaultParagraphFont"/>
-    <w:link w:val="Header"/>
+  <w:style w:type="character" w:customStyle="1" w:styleId="EncabezadoCar">
+    <w:name w:val="Encabezado Car"/>
+    <w:basedOn w:val="Fuentedeprrafopredeter"/>
+    <w:link w:val="Encabezado"/>
     <w:rsid w:val="00DF38AE"/>
   </w:style>
-  <w:style w:type="paragraph" w:styleId="Footer">
+  <w:style w:type="paragraph" w:styleId="Piedepgina">
     <w:name w:val="footer"/>
     <w:basedOn w:val="Normal"/>
-    <w:link w:val="FooterChar"/>
+    <w:link w:val="PiedepginaCar"/>
     <w:uiPriority w:val="99"/>
     <w:unhideWhenUsed/>
     <w:rsid w:val="00DF38AE"/>
@@ -7394,16 +7364,16 @@
       <w:spacing w:after="0" w:line="240" w:lineRule="auto"/>
     </w:pPr>
   </w:style>
-  <w:style w:type="character" w:customStyle="1" w:styleId="FooterChar">
-    <w:name w:val="Footer Char"/>
-    <w:basedOn w:val="DefaultParagraphFont"/>
-    <w:link w:val="Footer"/>
+  <w:style w:type="character" w:customStyle="1" w:styleId="PiedepginaCar">
+    <w:name w:val="Pie de página Car"/>
+    <w:basedOn w:val="Fuentedeprrafopredeter"/>
+    <w:link w:val="Piedepgina"/>
     <w:uiPriority w:val="99"/>
     <w:rsid w:val="00DF38AE"/>
   </w:style>
   <w:style w:type="table" w:customStyle="1" w:styleId="Tablanormal11">
     <w:name w:val="Tabla normal 11"/>
-    <w:basedOn w:val="TableNormal"/>
+    <w:basedOn w:val="Tablanormal"/>
     <w:uiPriority w:val="41"/>
     <w:rsid w:val="00F347FC"/>
     <w:pPr>
@@ -7464,10 +7434,10 @@
       </w:tcPr>
     </w:tblStylePr>
   </w:style>
-  <w:style w:type="paragraph" w:styleId="ListParagraph">
+  <w:style w:type="paragraph" w:styleId="Prrafodelista">
     <w:name w:val="List Paragraph"/>
     <w:basedOn w:val="Normal"/>
-    <w:link w:val="ListParagraphChar"/>
+    <w:link w:val="PrrafodelistaCar"/>
     <w:uiPriority w:val="34"/>
     <w:qFormat/>
     <w:rsid w:val="00A4202C"/>
@@ -7476,10 +7446,10 @@
       <w:contextualSpacing/>
     </w:pPr>
   </w:style>
-  <w:style w:type="paragraph" w:styleId="BalloonText">
+  <w:style w:type="paragraph" w:styleId="Textodeglobo">
     <w:name w:val="Balloon Text"/>
     <w:basedOn w:val="Normal"/>
-    <w:link w:val="BalloonTextChar"/>
+    <w:link w:val="TextodegloboCar"/>
     <w:uiPriority w:val="99"/>
     <w:semiHidden/>
     <w:unhideWhenUsed/>
@@ -7493,10 +7463,10 @@
       <w:szCs w:val="18"/>
     </w:rPr>
   </w:style>
-  <w:style w:type="character" w:customStyle="1" w:styleId="BalloonTextChar">
-    <w:name w:val="Balloon Text Char"/>
-    <w:basedOn w:val="DefaultParagraphFont"/>
-    <w:link w:val="BalloonText"/>
+  <w:style w:type="character" w:customStyle="1" w:styleId="TextodegloboCar">
+    <w:name w:val="Texto de globo Car"/>
+    <w:basedOn w:val="Fuentedeprrafopredeter"/>
+    <w:link w:val="Textodeglobo"/>
     <w:uiPriority w:val="99"/>
     <w:semiHidden/>
     <w:rsid w:val="00EF2286"/>
@@ -7506,10 +7476,10 @@
       <w:szCs w:val="18"/>
     </w:rPr>
   </w:style>
-  <w:style w:type="character" w:customStyle="1" w:styleId="Heading1Char">
-    <w:name w:val="Heading 1 Char"/>
-    <w:basedOn w:val="DefaultParagraphFont"/>
-    <w:link w:val="Heading1"/>
+  <w:style w:type="character" w:customStyle="1" w:styleId="Ttulo1Car">
+    <w:name w:val="Título 1 Car"/>
+    <w:basedOn w:val="Fuentedeprrafopredeter"/>
+    <w:link w:val="Ttulo1"/>
     <w:uiPriority w:val="9"/>
     <w:rsid w:val="00FE4ABA"/>
     <w:rPr>
@@ -7519,10 +7489,10 @@
       <w:szCs w:val="32"/>
     </w:rPr>
   </w:style>
-  <w:style w:type="character" w:customStyle="1" w:styleId="Heading2Char">
-    <w:name w:val="Heading 2 Char"/>
-    <w:basedOn w:val="DefaultParagraphFont"/>
-    <w:link w:val="Heading2"/>
+  <w:style w:type="character" w:customStyle="1" w:styleId="Ttulo2Car">
+    <w:name w:val="Título 2 Car"/>
+    <w:basedOn w:val="Fuentedeprrafopredeter"/>
+    <w:link w:val="Ttulo2"/>
     <w:uiPriority w:val="9"/>
     <w:rsid w:val="00FE4ABA"/>
     <w:rPr>
@@ -7532,10 +7502,10 @@
       <w:szCs w:val="26"/>
     </w:rPr>
   </w:style>
-  <w:style w:type="character" w:customStyle="1" w:styleId="Heading3Char">
-    <w:name w:val="Heading 3 Char"/>
-    <w:basedOn w:val="DefaultParagraphFont"/>
-    <w:link w:val="Heading3"/>
+  <w:style w:type="character" w:customStyle="1" w:styleId="Ttulo3Car">
+    <w:name w:val="Título 3 Car"/>
+    <w:basedOn w:val="Fuentedeprrafopredeter"/>
+    <w:link w:val="Ttulo3"/>
     <w:uiPriority w:val="9"/>
     <w:rsid w:val="00FE4ABA"/>
     <w:rPr>
@@ -7561,9 +7531,9 @@
       <w:lang w:eastAsia="es-CL"/>
     </w:rPr>
   </w:style>
-  <w:style w:type="character" w:styleId="CommentReference">
+  <w:style w:type="character" w:styleId="Refdecomentario">
     <w:name w:val="annotation reference"/>
-    <w:basedOn w:val="DefaultParagraphFont"/>
+    <w:basedOn w:val="Fuentedeprrafopredeter"/>
     <w:uiPriority w:val="99"/>
     <w:semiHidden/>
     <w:unhideWhenUsed/>
@@ -7573,10 +7543,10 @@
       <w:szCs w:val="16"/>
     </w:rPr>
   </w:style>
-  <w:style w:type="paragraph" w:styleId="CommentText">
+  <w:style w:type="paragraph" w:styleId="Textocomentario">
     <w:name w:val="annotation text"/>
     <w:basedOn w:val="Normal"/>
-    <w:link w:val="CommentTextChar"/>
+    <w:link w:val="TextocomentarioCar"/>
     <w:uiPriority w:val="99"/>
     <w:unhideWhenUsed/>
     <w:rsid w:val="00284FFB"/>
@@ -7588,10 +7558,10 @@
       <w:szCs w:val="20"/>
     </w:rPr>
   </w:style>
-  <w:style w:type="character" w:customStyle="1" w:styleId="CommentTextChar">
-    <w:name w:val="Comment Text Char"/>
-    <w:basedOn w:val="DefaultParagraphFont"/>
-    <w:link w:val="CommentText"/>
+  <w:style w:type="character" w:customStyle="1" w:styleId="TextocomentarioCar">
+    <w:name w:val="Texto comentario Car"/>
+    <w:basedOn w:val="Fuentedeprrafopredeter"/>
+    <w:link w:val="Textocomentario"/>
     <w:uiPriority w:val="99"/>
     <w:rsid w:val="00284FFB"/>
     <w:rPr>
@@ -7599,11 +7569,11 @@
       <w:szCs w:val="20"/>
     </w:rPr>
   </w:style>
-  <w:style w:type="paragraph" w:styleId="CommentSubject">
+  <w:style w:type="paragraph" w:styleId="Asuntodelcomentario">
     <w:name w:val="annotation subject"/>
-    <w:basedOn w:val="CommentText"/>
-    <w:next w:val="CommentText"/>
-    <w:link w:val="CommentSubjectChar"/>
+    <w:basedOn w:val="Textocomentario"/>
+    <w:next w:val="Textocomentario"/>
+    <w:link w:val="AsuntodelcomentarioCar"/>
     <w:uiPriority w:val="99"/>
     <w:semiHidden/>
     <w:unhideWhenUsed/>
@@ -7613,10 +7583,10 @@
       <w:bCs/>
     </w:rPr>
   </w:style>
-  <w:style w:type="character" w:customStyle="1" w:styleId="CommentSubjectChar">
-    <w:name w:val="Comment Subject Char"/>
-    <w:basedOn w:val="CommentTextChar"/>
-    <w:link w:val="CommentSubject"/>
+  <w:style w:type="character" w:customStyle="1" w:styleId="AsuntodelcomentarioCar">
+    <w:name w:val="Asunto del comentario Car"/>
+    <w:basedOn w:val="TextocomentarioCar"/>
+    <w:link w:val="Asuntodelcomentario"/>
     <w:uiPriority w:val="99"/>
     <w:semiHidden/>
     <w:rsid w:val="00284FFB"/>
@@ -7629,7 +7599,7 @@
   </w:style>
   <w:style w:type="table" w:customStyle="1" w:styleId="Tablaconcuadrcula1clara-nfasis11">
     <w:name w:val="Tabla con cuadrícula 1 clara - Énfasis 11"/>
-    <w:basedOn w:val="TableNormal"/>
+    <w:basedOn w:val="Tablanormal"/>
     <w:uiPriority w:val="46"/>
     <w:rsid w:val="00D267C8"/>
     <w:pPr>
@@ -7684,9 +7654,9 @@
       </w:rPr>
     </w:tblStylePr>
   </w:style>
-  <w:style w:type="character" w:styleId="Hyperlink">
+  <w:style w:type="character" w:styleId="Hipervnculo">
     <w:name w:val="Hyperlink"/>
-    <w:basedOn w:val="DefaultParagraphFont"/>
+    <w:basedOn w:val="Fuentedeprrafopredeter"/>
     <w:uiPriority w:val="99"/>
     <w:unhideWhenUsed/>
     <w:rsid w:val="004E40C0"/>
@@ -7697,7 +7667,7 @@
   </w:style>
   <w:style w:type="character" w:customStyle="1" w:styleId="Mencinsinresolver1">
     <w:name w:val="Mención sin resolver1"/>
-    <w:basedOn w:val="DefaultParagraphFont"/>
+    <w:basedOn w:val="Fuentedeprrafopredeter"/>
     <w:uiPriority w:val="99"/>
     <w:semiHidden/>
     <w:unhideWhenUsed/>
@@ -7707,11 +7677,11 @@
       <w:shd w:val="clear" w:color="auto" w:fill="E1DFDD"/>
     </w:rPr>
   </w:style>
-  <w:style w:type="paragraph" w:styleId="Subtitle">
+  <w:style w:type="paragraph" w:styleId="Subttulo">
     <w:name w:val="Subtitle"/>
     <w:basedOn w:val="Normal"/>
     <w:next w:val="Normal"/>
-    <w:link w:val="SubtitleChar"/>
+    <w:link w:val="SubttuloCar"/>
     <w:uiPriority w:val="19"/>
     <w:unhideWhenUsed/>
     <w:qFormat/>
@@ -7733,10 +7703,10 @@
       <w:lang w:val="en-US" w:eastAsia="ja-JP"/>
     </w:rPr>
   </w:style>
-  <w:style w:type="character" w:customStyle="1" w:styleId="SubtitleChar">
-    <w:name w:val="Subtitle Char"/>
-    <w:basedOn w:val="DefaultParagraphFont"/>
-    <w:link w:val="Subtitle"/>
+  <w:style w:type="character" w:customStyle="1" w:styleId="SubttuloCar">
+    <w:name w:val="Subtítulo Car"/>
+    <w:basedOn w:val="Fuentedeprrafopredeter"/>
+    <w:link w:val="Subttulo"/>
     <w:uiPriority w:val="19"/>
     <w:rsid w:val="00446FDE"/>
     <w:rPr>
@@ -7751,7 +7721,7 @@
   </w:style>
   <w:style w:type="table" w:customStyle="1" w:styleId="Tablafinanciera">
     <w:name w:val="Tabla financiera"/>
-    <w:basedOn w:val="TableNormal"/>
+    <w:basedOn w:val="Tablanormal"/>
     <w:uiPriority w:val="99"/>
     <w:rsid w:val="008C1EBE"/>
     <w:pPr>
@@ -7805,9 +7775,9 @@
       </w:rPr>
     </w:tblStylePr>
   </w:style>
-  <w:style w:type="table" w:styleId="PlainTable5">
+  <w:style w:type="table" w:styleId="Tablanormal5">
     <w:name w:val="Plain Table 5"/>
-    <w:basedOn w:val="TableNormal"/>
+    <w:basedOn w:val="Tablanormal"/>
     <w:uiPriority w:val="45"/>
     <w:rsid w:val="00231F2A"/>
     <w:pPr>
@@ -7925,9 +7895,9 @@
       </w:tcPr>
     </w:tblStylePr>
   </w:style>
-  <w:style w:type="table" w:styleId="ListTable2-Accent5">
+  <w:style w:type="table" w:styleId="Tabladelista2-nfasis5">
     <w:name w:val="List Table 2 Accent 5"/>
-    <w:basedOn w:val="TableNormal"/>
+    <w:basedOn w:val="Tablanormal"/>
     <w:uiPriority w:val="47"/>
     <w:rsid w:val="00231F2A"/>
     <w:pPr>
@@ -7990,9 +7960,9 @@
       <w:lang w:eastAsia="es-CL"/>
     </w:rPr>
   </w:style>
-  <w:style w:type="paragraph" w:styleId="TOCHeading">
+  <w:style w:type="paragraph" w:styleId="TtuloTDC">
     <w:name w:val="TOC Heading"/>
-    <w:basedOn w:val="Heading1"/>
+    <w:basedOn w:val="Ttulo1"/>
     <w:next w:val="Normal"/>
     <w:uiPriority w:val="39"/>
     <w:unhideWhenUsed/>
@@ -8005,13 +7975,13 @@
       <w:lang w:eastAsia="es-CL"/>
     </w:rPr>
   </w:style>
-  <w:style w:type="character" w:customStyle="1" w:styleId="ListParagraphChar">
-    <w:name w:val="List Paragraph Char"/>
-    <w:link w:val="ListParagraph"/>
+  <w:style w:type="character" w:customStyle="1" w:styleId="PrrafodelistaCar">
+    <w:name w:val="Párrafo de lista Car"/>
+    <w:link w:val="Prrafodelista"/>
     <w:uiPriority w:val="34"/>
     <w:rsid w:val="00A46B8F"/>
   </w:style>
-  <w:style w:type="paragraph" w:styleId="TOC1">
+  <w:style w:type="paragraph" w:styleId="TDC1">
     <w:name w:val="toc 1"/>
     <w:basedOn w:val="Normal"/>
     <w:next w:val="Normal"/>
@@ -8023,7 +7993,7 @@
       <w:spacing w:after="100"/>
     </w:pPr>
   </w:style>
-  <w:style w:type="paragraph" w:styleId="TOC2">
+  <w:style w:type="paragraph" w:styleId="TDC2">
     <w:name w:val="toc 2"/>
     <w:basedOn w:val="Normal"/>
     <w:next w:val="Normal"/>
@@ -8036,7 +8006,7 @@
       <w:ind w:left="220"/>
     </w:pPr>
   </w:style>
-  <w:style w:type="paragraph" w:styleId="TOC3">
+  <w:style w:type="paragraph" w:styleId="TDC3">
     <w:name w:val="toc 3"/>
     <w:basedOn w:val="Normal"/>
     <w:next w:val="Normal"/>
@@ -8049,11 +8019,11 @@
       <w:ind w:left="440"/>
     </w:pPr>
   </w:style>
-  <w:style w:type="paragraph" w:styleId="IntenseQuote">
+  <w:style w:type="paragraph" w:styleId="Citadestacada">
     <w:name w:val="Intense Quote"/>
     <w:basedOn w:val="Normal"/>
     <w:next w:val="Normal"/>
-    <w:link w:val="IntenseQuoteChar"/>
+    <w:link w:val="CitadestacadaCar"/>
     <w:uiPriority w:val="30"/>
     <w:qFormat/>
     <w:rsid w:val="00C04221"/>
@@ -8072,10 +8042,10 @@
       <w:color w:val="5B9BD5" w:themeColor="accent1"/>
     </w:rPr>
   </w:style>
-  <w:style w:type="character" w:customStyle="1" w:styleId="IntenseQuoteChar">
-    <w:name w:val="Intense Quote Char"/>
-    <w:basedOn w:val="DefaultParagraphFont"/>
-    <w:link w:val="IntenseQuote"/>
+  <w:style w:type="character" w:customStyle="1" w:styleId="CitadestacadaCar">
+    <w:name w:val="Cita destacada Car"/>
+    <w:basedOn w:val="Fuentedeprrafopredeter"/>
+    <w:link w:val="Citadestacada"/>
     <w:uiPriority w:val="30"/>
     <w:rsid w:val="00C04221"/>
     <w:rPr>
@@ -8086,7 +8056,7 @@
       <w:color w:val="5B9BD5" w:themeColor="accent1"/>
     </w:rPr>
   </w:style>
-  <w:style w:type="paragraph" w:styleId="Caption">
+  <w:style w:type="paragraph" w:styleId="Descripcin">
     <w:name w:val="caption"/>
     <w:basedOn w:val="Normal"/>
     <w:next w:val="Normal"/>
@@ -8107,10 +8077,10 @@
       <w:lang w:val="en-US" w:eastAsia="ja-JP"/>
     </w:rPr>
   </w:style>
-  <w:style w:type="paragraph" w:styleId="FootnoteText">
+  <w:style w:type="paragraph" w:styleId="Textonotapie">
     <w:name w:val="footnote text"/>
     <w:basedOn w:val="Normal"/>
-    <w:link w:val="FootnoteTextChar"/>
+    <w:link w:val="TextonotapieCar"/>
     <w:uiPriority w:val="99"/>
     <w:semiHidden/>
     <w:unhideWhenUsed/>
@@ -8124,10 +8094,10 @@
       <w:lang w:val="es-ES"/>
     </w:rPr>
   </w:style>
-  <w:style w:type="character" w:customStyle="1" w:styleId="FootnoteTextChar">
-    <w:name w:val="Footnote Text Char"/>
-    <w:basedOn w:val="DefaultParagraphFont"/>
-    <w:link w:val="FootnoteText"/>
+  <w:style w:type="character" w:customStyle="1" w:styleId="TextonotapieCar">
+    <w:name w:val="Texto nota pie Car"/>
+    <w:basedOn w:val="Fuentedeprrafopredeter"/>
+    <w:link w:val="Textonotapie"/>
     <w:uiPriority w:val="99"/>
     <w:semiHidden/>
     <w:rsid w:val="005D5259"/>
@@ -8137,9 +8107,9 @@
       <w:lang w:val="es-ES"/>
     </w:rPr>
   </w:style>
-  <w:style w:type="character" w:styleId="FootnoteReference">
+  <w:style w:type="character" w:styleId="Refdenotaalpie">
     <w:name w:val="footnote reference"/>
-    <w:basedOn w:val="DefaultParagraphFont"/>
+    <w:basedOn w:val="Fuentedeprrafopredeter"/>
     <w:unhideWhenUsed/>
     <w:rsid w:val="005D5259"/>
     <w:rPr>
@@ -8148,7 +8118,7 @@
   </w:style>
   <w:style w:type="character" w:customStyle="1" w:styleId="normaltextrun">
     <w:name w:val="normaltextrun"/>
-    <w:basedOn w:val="DefaultParagraphFont"/>
+    <w:basedOn w:val="Fuentedeprrafopredeter"/>
     <w:rsid w:val="0024234D"/>
   </w:style>
   <w:style w:type="paragraph" w:customStyle="1" w:styleId="Default">
@@ -8167,9 +8137,9 @@
       <w:szCs w:val="24"/>
     </w:rPr>
   </w:style>
-  <w:style w:type="table" w:styleId="TableGridLight">
+  <w:style w:type="table" w:styleId="Tablaconcuadrculaclara">
     <w:name w:val="Grid Table Light"/>
-    <w:basedOn w:val="TableNormal"/>
+    <w:basedOn w:val="Tablanormal"/>
     <w:uiPriority w:val="40"/>
     <w:rsid w:val="005C4A58"/>
     <w:pPr>
@@ -8188,8 +8158,8 @@
   </w:style>
   <w:style w:type="table" w:customStyle="1" w:styleId="Cuadrculadetablaclara1">
     <w:name w:val="Cuadrícula de tabla clara1"/>
-    <w:basedOn w:val="TableNormal"/>
-    <w:next w:val="TableGridLight"/>
+    <w:basedOn w:val="Tablanormal"/>
+    <w:next w:val="Tablaconcuadrculaclara"/>
     <w:uiPriority w:val="40"/>
     <w:rsid w:val="00943DF1"/>
     <w:pPr>
@@ -8220,7 +8190,7 @@
       <w:lang w:eastAsia="es-CL"/>
     </w:rPr>
   </w:style>
-  <w:style w:type="paragraph" w:styleId="Revision">
+  <w:style w:type="paragraph" w:styleId="Revisin">
     <w:name w:val="Revision"/>
     <w:hidden/>
     <w:uiPriority w:val="99"/>
@@ -8230,9 +8200,9 @@
       <w:spacing w:after="0" w:line="240" w:lineRule="auto"/>
     </w:pPr>
   </w:style>
-  <w:style w:type="character" w:styleId="Strong">
+  <w:style w:type="character" w:styleId="Textoennegrita">
     <w:name w:val="Strong"/>
-    <w:basedOn w:val="DefaultParagraphFont"/>
+    <w:basedOn w:val="Fuentedeprrafopredeter"/>
     <w:uiPriority w:val="22"/>
     <w:qFormat/>
     <w:rsid w:val="002C4FB7"/>
@@ -8506,9 +8476,12 @@
 </file>
 
 <file path=customXml/item1.xml><?xml version="1.0" encoding="utf-8"?>
-<p:properties xmlns:p="http://schemas.microsoft.com/office/2006/metadata/properties" xmlns:xsi="http://www.w3.org/2001/XMLSchema-instance" xmlns:pc="http://schemas.microsoft.com/office/infopath/2007/PartnerControls">
-  <documentManagement/>
-</p:properties>
+<?mso-contentType ?>
+<FormTemplates xmlns="http://schemas.microsoft.com/sharepoint/v3/contenttype/forms">
+  <Display>DocumentLibraryForm</Display>
+  <Edit>DocumentLibraryForm</Edit>
+  <New>DocumentLibraryForm</New>
+</FormTemplates>
 </file>
 
 <file path=customXml/item2.xml><?xml version="1.0" encoding="utf-8"?>
@@ -8644,12 +8617,9 @@
 </file>
 
 <file path=customXml/item3.xml><?xml version="1.0" encoding="utf-8"?>
-<?mso-contentType ?>
-<FormTemplates xmlns="http://schemas.microsoft.com/sharepoint/v3/contenttype/forms">
-  <Display>DocumentLibraryForm</Display>
-  <Edit>DocumentLibraryForm</Edit>
-  <New>DocumentLibraryForm</New>
-</FormTemplates>
+<p:properties xmlns:p="http://schemas.microsoft.com/office/2006/metadata/properties" xmlns:xsi="http://www.w3.org/2001/XMLSchema-instance" xmlns:pc="http://schemas.microsoft.com/office/infopath/2007/PartnerControls">
+  <documentManagement/>
+</p:properties>
 </file>
 
 <file path=customXml/item4.xml><?xml version="1.0" encoding="utf-8"?>
@@ -8657,10 +8627,9 @@
 </file>
 
 <file path=customXml/itemProps1.xml><?xml version="1.0" encoding="utf-8"?>
-<ds:datastoreItem xmlns:ds="http://schemas.openxmlformats.org/officeDocument/2006/customXml" ds:itemID="{5F1783E3-BA1C-4CA3-8E32-C9B378BBED03}">
+<ds:datastoreItem xmlns:ds="http://schemas.openxmlformats.org/officeDocument/2006/customXml" ds:itemID="{DABAA964-10BA-4DBC-ABF2-CDEAC0FAF7AA}">
   <ds:schemaRefs>
-    <ds:schemaRef ds:uri="http://schemas.microsoft.com/office/2006/metadata/properties"/>
-    <ds:schemaRef ds:uri="http://schemas.microsoft.com/office/infopath/2007/PartnerControls"/>
+    <ds:schemaRef ds:uri="http://schemas.microsoft.com/sharepoint/v3/contenttype/forms"/>
   </ds:schemaRefs>
 </ds:datastoreItem>
 </file>
@@ -8684,9 +8653,10 @@
 </file>
 
 <file path=customXml/itemProps3.xml><?xml version="1.0" encoding="utf-8"?>
-<ds:datastoreItem xmlns:ds="http://schemas.openxmlformats.org/officeDocument/2006/customXml" ds:itemID="{DABAA964-10BA-4DBC-ABF2-CDEAC0FAF7AA}">
+<ds:datastoreItem xmlns:ds="http://schemas.openxmlformats.org/officeDocument/2006/customXml" ds:itemID="{5F1783E3-BA1C-4CA3-8E32-C9B378BBED03}">
   <ds:schemaRefs>
-    <ds:schemaRef ds:uri="http://schemas.microsoft.com/sharepoint/v3/contenttype/forms"/>
+    <ds:schemaRef ds:uri="http://schemas.microsoft.com/office/2006/metadata/properties"/>
+    <ds:schemaRef ds:uri="http://schemas.microsoft.com/office/infopath/2007/PartnerControls"/>
   </ds:schemaRefs>
 </ds:datastoreItem>
 </file>
